--- a/docs/planning/planejamento_fase_2.docx
+++ b/docs/planning/planejamento_fase_2.docx
@@ -60,7 +60,7 @@
           <w:sz w:val="22"/>
           <w:szCs w:val="22"/>
         </w:rPr>
-        <w:t xml:space="preserve">Versão 0.10   ·   19 de abril de 2026</w:t>
+        <w:t xml:space="preserve">Versão 0.11   ·   19 de abril de 2026</w:t>
       </w:r>
     </w:p>
     <w:p>
@@ -1244,6 +1244,108 @@
             </w:pPr>
             <w:r>
               <w:t xml:space="preserve">Layered execution (unit → integration → e2e) definida como adaptativa: context-builder detecta sinais de camadas (diretórios separados, markers, comandos, scripts) na Fase 1 e ativa automaticamente; flat se não detectar. Falha em camada pula subsequentes (SKIPPED_UPSTREAM_FAILURE); retry re-executa da camada 1. Override por projeto via futuro .relay.yaml. B4 (Observações) e §10 (Riscos) atualizados. OQ #3 do PRD do Test Runner resolvida — só resta OQ #4 (phoenix-específico, valida na implementação).</w:t>
+            </w:r>
+          </w:p>
+        </w:tc>
+      </w:tr>
+      <w:tr>
+        <w:tc>
+          <w:tcPr>
+            <w:tcW w:type="dxa" w:w="1200"/>
+            <w:tcBorders>
+              <w:top w:val="single" w:color="CCCCCC" w:sz="1"/>
+              <w:left w:val="single" w:color="CCCCCC" w:sz="1"/>
+              <w:bottom w:val="single" w:color="CCCCCC" w:sz="1"/>
+              <w:right w:val="single" w:color="CCCCCC" w:sz="1"/>
+            </w:tcBorders>
+            <w:tcMar>
+              <w:top w:type="dxa" w:w="100"/>
+              <w:left w:type="dxa" w:w="140"/>
+              <w:bottom w:type="dxa" w:w="100"/>
+              <w:right w:type="dxa" w:w="140"/>
+            </w:tcMar>
+          </w:tcPr>
+          <w:p>
+            <w:pPr>
+              <w:spacing w:after="40"/>
+            </w:pPr>
+            <w:r>
+              <w:t xml:space="preserve">0.11</w:t>
+            </w:r>
+          </w:p>
+        </w:tc>
+        <w:tc>
+          <w:tcPr>
+            <w:tcW w:type="dxa" w:w="1600"/>
+            <w:tcBorders>
+              <w:top w:val="single" w:color="CCCCCC" w:sz="1"/>
+              <w:left w:val="single" w:color="CCCCCC" w:sz="1"/>
+              <w:bottom w:val="single" w:color="CCCCCC" w:sz="1"/>
+              <w:right w:val="single" w:color="CCCCCC" w:sz="1"/>
+            </w:tcBorders>
+            <w:tcMar>
+              <w:top w:type="dxa" w:w="100"/>
+              <w:left w:type="dxa" w:w="140"/>
+              <w:bottom w:type="dxa" w:w="100"/>
+              <w:right w:type="dxa" w:w="140"/>
+            </w:tcMar>
+          </w:tcPr>
+          <w:p>
+            <w:pPr>
+              <w:spacing w:after="40"/>
+            </w:pPr>
+            <w:r>
+              <w:t xml:space="preserve">2026-04-19</w:t>
+            </w:r>
+          </w:p>
+        </w:tc>
+        <w:tc>
+          <w:tcPr>
+            <w:tcW w:type="dxa" w:w="2500"/>
+            <w:tcBorders>
+              <w:top w:val="single" w:color="CCCCCC" w:sz="1"/>
+              <w:left w:val="single" w:color="CCCCCC" w:sz="1"/>
+              <w:bottom w:val="single" w:color="CCCCCC" w:sz="1"/>
+              <w:right w:val="single" w:color="CCCCCC" w:sz="1"/>
+            </w:tcBorders>
+            <w:tcMar>
+              <w:top w:type="dxa" w:w="100"/>
+              <w:left w:type="dxa" w:w="140"/>
+              <w:bottom w:type="dxa" w:w="100"/>
+              <w:right w:type="dxa" w:w="140"/>
+            </w:tcMar>
+          </w:tcPr>
+          <w:p>
+            <w:pPr>
+              <w:spacing w:after="40"/>
+            </w:pPr>
+            <w:r>
+              <w:t xml:space="preserve">PRD do Test Runner aprovado (milestone)</w:t>
+            </w:r>
+          </w:p>
+        </w:tc>
+        <w:tc>
+          <w:tcPr>
+            <w:tcW w:type="dxa" w:w="4060"/>
+            <w:tcBorders>
+              <w:top w:val="single" w:color="CCCCCC" w:sz="1"/>
+              <w:left w:val="single" w:color="CCCCCC" w:sz="1"/>
+              <w:bottom w:val="single" w:color="CCCCCC" w:sz="1"/>
+              <w:right w:val="single" w:color="CCCCCC" w:sz="1"/>
+            </w:tcBorders>
+            <w:tcMar>
+              <w:top w:type="dxa" w:w="100"/>
+              <w:left w:type="dxa" w:w="140"/>
+              <w:bottom w:type="dxa" w:w="100"/>
+              <w:right w:type="dxa" w:w="140"/>
+            </w:tcMar>
+          </w:tcPr>
+          <w:p>
+            <w:pPr>
+              <w:spacing w:after="40"/>
+            </w:pPr>
+            <w:r>
+              <w:t xml:space="preserve">PRD do Test Runner (PRPs/prds/test-runner.prd.md) aprovado. Todas as OQs de design resolvidas; OQ #4 (comandos de teste específicos do phoenix) continua deferida para validação no início da implementação. Próximo passo: Phase 1 (A1–A2 infra: Docker Compose + bootstrap determinístico) contra o projeto phoenix. Este é o primeiro artefato dogfoodado do plugin relay — escrito à mão, seguindo docs/context/prd-template.md, antes do PRD Writer agent existir.</w:t>
             </w:r>
           </w:p>
         </w:tc>

--- a/docs/planning/planejamento_fase_2.docx
+++ b/docs/planning/planejamento_fase_2.docx
@@ -60,7 +60,7 @@
           <w:sz w:val="22"/>
           <w:szCs w:val="22"/>
         </w:rPr>
-        <w:t xml:space="preserve">Versão 0.11   ·   19 de abril de 2026</w:t>
+        <w:t xml:space="preserve">Versão 0.12   ·   21 de abril de 2026</w:t>
       </w:r>
     </w:p>
     <w:p>
@@ -1350,6 +1350,108 @@
           </w:p>
         </w:tc>
       </w:tr>
+      <w:tr>
+        <w:tc>
+          <w:tcPr>
+            <w:tcW w:type="dxa" w:w="1200"/>
+            <w:tcBorders>
+              <w:top w:val="single" w:color="CCCCCC" w:sz="1"/>
+              <w:left w:val="single" w:color="CCCCCC" w:sz="1"/>
+              <w:bottom w:val="single" w:color="CCCCCC" w:sz="1"/>
+              <w:right w:val="single" w:color="CCCCCC" w:sz="1"/>
+            </w:tcBorders>
+            <w:tcMar>
+              <w:top w:type="dxa" w:w="100"/>
+              <w:left w:type="dxa" w:w="140"/>
+              <w:bottom w:type="dxa" w:w="100"/>
+              <w:right w:type="dxa" w:w="140"/>
+            </w:tcMar>
+          </w:tcPr>
+          <w:p>
+            <w:pPr>
+              <w:spacing w:after="40"/>
+            </w:pPr>
+            <w:r>
+              <w:t xml:space="preserve">0.12</w:t>
+            </w:r>
+          </w:p>
+        </w:tc>
+        <w:tc>
+          <w:tcPr>
+            <w:tcW w:type="dxa" w:w="1600"/>
+            <w:tcBorders>
+              <w:top w:val="single" w:color="CCCCCC" w:sz="1"/>
+              <w:left w:val="single" w:color="CCCCCC" w:sz="1"/>
+              <w:bottom w:val="single" w:color="CCCCCC" w:sz="1"/>
+              <w:right w:val="single" w:color="CCCCCC" w:sz="1"/>
+            </w:tcBorders>
+            <w:tcMar>
+              <w:top w:type="dxa" w:w="100"/>
+              <w:left w:type="dxa" w:w="140"/>
+              <w:bottom w:type="dxa" w:w="100"/>
+              <w:right w:type="dxa" w:w="140"/>
+            </w:tcMar>
+          </w:tcPr>
+          <w:p>
+            <w:pPr>
+              <w:spacing w:after="40"/>
+            </w:pPr>
+            <w:r>
+              <w:t xml:space="preserve">2026-04-21</w:t>
+            </w:r>
+          </w:p>
+        </w:tc>
+        <w:tc>
+          <w:tcPr>
+            <w:tcW w:type="dxa" w:w="2500"/>
+            <w:tcBorders>
+              <w:top w:val="single" w:color="CCCCCC" w:sz="1"/>
+              <w:left w:val="single" w:color="CCCCCC" w:sz="1"/>
+              <w:bottom w:val="single" w:color="CCCCCC" w:sz="1"/>
+              <w:right w:val="single" w:color="CCCCCC" w:sz="1"/>
+            </w:tcBorders>
+            <w:tcMar>
+              <w:top w:type="dxa" w:w="100"/>
+              <w:left w:type="dxa" w:w="140"/>
+              <w:bottom w:type="dxa" w:w="100"/>
+              <w:right w:type="dxa" w:w="140"/>
+            </w:tcMar>
+          </w:tcPr>
+          <w:p>
+            <w:pPr>
+              <w:spacing w:after="40"/>
+            </w:pPr>
+            <w:r>
+              <w:t xml:space="preserve">Implementação da Fase 2 + Phase 9 MVP</w:t>
+            </w:r>
+          </w:p>
+        </w:tc>
+        <w:tc>
+          <w:tcPr>
+            <w:tcW w:type="dxa" w:w="4060"/>
+            <w:tcBorders>
+              <w:top w:val="single" w:color="CCCCCC" w:sz="1"/>
+              <w:left w:val="single" w:color="CCCCCC" w:sz="1"/>
+              <w:bottom w:val="single" w:color="CCCCCC" w:sz="1"/>
+              <w:right w:val="single" w:color="CCCCCC" w:sz="1"/>
+            </w:tcBorders>
+            <w:tcMar>
+              <w:top w:type="dxa" w:w="100"/>
+              <w:left w:type="dxa" w:w="140"/>
+              <w:bottom w:type="dxa" w:w="100"/>
+              <w:right w:type="dxa" w:w="140"/>
+            </w:tcMar>
+          </w:tcPr>
+          <w:p>
+            <w:pPr>
+              <w:spacing w:after="40"/>
+            </w:pPr>
+            <w:r>
+              <w:t xml:space="preserve">Implementação executada de Phase 1 até Phase 8 do PRD do Test Runner + Phase 9 MVP. Entregas: A1–A2 via Makefile no phoenix (make test-bootstrap); A3–A4 formalizados como decisões/anti-patterns; B2 normalizer + schema (Node.js, retrofitado de Python para portabilidade); B1 + B3 como plugins/relay/agents/test-runner.md; B4 loop em plugins/relay/commands/relay-test.md; B5 em post-green-reviewer.md + /relay-test-review; B6 em scripts/generate-final-report.mjs; C1 como phoenix/.claude/settings.json (gerado pelo context-builder); C4 layout formalizado em docs/context/test-output-schema.md. B7/B8 (TDD) e C2/C3 (hooks, worktree) permanecem pendentes — opt-in e Pilar 2 orquestrador respectivamente. Phase 9 rodou dogfood MVP contra phoenix sintético (57 testes, 1 retry → verde) validando AC-1, AC-10, layout C4, normalizer, classifier, report generator; AC-2/3/4 e Success Metrics de 20 sessões ficam para quando /relay-execute existir. Adicionada §7.5 (Estado de implementação) consolidando status por componente + §9 bullets anotados. Skill context-builder reescrita para ter update mode explícito (relay commit 2398132) e refinada com 4 gaps pós-dogfood (commit ca4d67e). Commits em phoenix (fabio-dev): 130ad45, f23128b, 7a405d0, 3beb8be, 1d5204d, d92e541, 3a62a9a, 2ff4808. Commits em relay (development): 974f651, 590adcc, ca4d67e, 2398132, 8fdde00, cc0f704, ff96d28, 19a3c87, 2d245b5, d973740.</w:t>
+            </w:r>
+          </w:p>
+        </w:tc>
+      </w:tr>
     </w:tbl>
     <w:p>
       <w:pPr>
@@ -9494,6 +9596,244 @@
     </w:p>
     <w:p>
       <w:pPr>
+        <w:pStyle w:val="Heading2"/>
+        <w:spacing w:after="160" w:before="280"/>
+      </w:pPr>
+      <w:r>
+        <w:t xml:space="preserve">7.5  Estado de implementação (2026-04-21)</w:t>
+      </w:r>
+    </w:p>
+    <w:p>
+      <w:pPr>
+        <w:spacing w:after="120" w:line="300"/>
+      </w:pPr>
+      <w:r>
+        <w:t xml:space="preserve">Esta seção consolida o estado atual de entrega de cada componente descrito em §7. As descrições em §7.1–§7.4 refletem o design pretendido; esta seção reflete o que foi efetivamente construído contra esse design. Atualizada a cada ciclo de implementação (ver tabela de histórico no topo). Detalhe por fase, acceptance criteria e decisões associadas: PRPs/prds/test-runner.prd.md no repositório do plugin relay.</w:t>
+      </w:r>
+    </w:p>
+    <w:p>
+      <w:pPr>
+        <w:pStyle w:val="Heading3"/>
+        <w:spacing w:after="120" w:before="200"/>
+      </w:pPr>
+      <w:r>
+        <w:t xml:space="preserve">Camada A — Infraestrutura</w:t>
+      </w:r>
+    </w:p>
+    <w:p>
+      <w:pPr>
+        <w:spacing w:after="80" w:line="280"/>
+      </w:pPr>
+      <w:r>
+        <w:t xml:space="preserve">• A1 Container isolado — ✅ entregue. docker-compose.test.yml do phoenix (PostgreSQL 16 em tmpfs, fsync=off, 2 profiles pytest/playwright, healthchecks) + target make test-bootstrap em Makefile na raiz. Decisão formalizada em phoenix/docs/decisions.md (2026-04-21).</w:t>
+      </w:r>
+    </w:p>
+    <w:p>
+      <w:pPr>
+        <w:spacing w:after="80" w:line="280"/>
+      </w:pPr>
+      <w:r>
+        <w:t xml:space="preserve">• A2 Bootstrap determinístico — ✅ entregue. scripts/docker-entrypoint.sh (wait-for-db + migrate + loaddata initial + e2e_seed) + fixtures em backend/mec10/fixtures/. Comando único: make test-bootstrap.</w:t>
+      </w:r>
+    </w:p>
+    <w:p>
+      <w:pPr>
+        <w:spacing w:after="80" w:line="280"/>
+      </w:pPr>
+      <w:r>
+        <w:t xml:space="preserve">• A3 Isolamento entre execuções — ✅ entregue. Mesmo artefato de A1 (tmpfs descarta dados entre container restarts). Estratégia registrada como decisão em phoenix/docs/decisions.md (2026-04-21).</w:t>
+      </w:r>
+    </w:p>
+    <w:p>
+      <w:pPr>
+        <w:spacing w:after="80" w:line="280"/>
+      </w:pPr>
+      <w:r>
+        <w:t xml:space="preserve">• A4 Secrets — ✅ provisionamento entregue (env vars test-only hardcoded no compose). Redaction implementado na execução do B1 (Test Runner agent) contra o catálogo docs/context/redaction-policy.md do plugin relay; extensões per-project em PRPs/redaction-extensions.txt (criado vazio pelo context-builder).</w:t>
+      </w:r>
+    </w:p>
+    <w:p>
+      <w:pPr>
+        <w:pStyle w:val="Heading3"/>
+        <w:spacing w:after="120" w:before="200"/>
+      </w:pPr>
+      <w:r>
+        <w:t xml:space="preserve">Camada B — Componentes do plugin</w:t>
+      </w:r>
+    </w:p>
+    <w:p>
+      <w:pPr>
+        <w:spacing w:after="80" w:line="280"/>
+      </w:pPr>
+      <w:r>
+        <w:t xml:space="preserve">• B1 Test Runner agent — ✅ entregue. plugins/relay/agents/test-runner.md (modelo sonnet, cor coral). Protocolo per-attempt: ler methodology.md + settings.json, detectar framework + tier, executar suite, capturar e redigir stdout, chamar normalizer, classificar falhas (B3 inline), retornar verdict estruturado (GREEN/RETRY_NEEDED/RETRY_FLAKY/ABORT_INFRA/ABORT_TIME).</w:t>
+      </w:r>
+    </w:p>
+    <w:p>
+      <w:pPr>
+        <w:spacing w:after="80" w:line="280"/>
+      </w:pPr>
+      <w:r>
+        <w:t xml:space="preserve">• B2 Execução e coleta estruturada — ✅ entregue. Schema canônico v1 em docs/context/test-output-schema.md (run_id, attempt, tier, framework, outcome, duration_ms, counts, failures[] com category, coverage, artifacts, generated_at). Normalizer em scripts/normalize-test-output.mjs (Node.js, sem dependências npm — inicialmente Python, retrofitado para Node em 2026-04-21 para portabilidade entre stacks de target projects).</w:t>
+      </w:r>
+    </w:p>
+    <w:p>
+      <w:pPr>
+        <w:spacing w:after="80" w:line="280"/>
+      </w:pPr>
+      <w:r>
+        <w:t xml:space="preserve">• B3 Classificação de falhas — ✅ entregue. Inline no prompt do agent B1, três categorias reais (infra, flaky, legitimate) com heurísticas regex documentadas; categoria weak_test deferida (B5 é o guard real contra enfraquecimento de testes).</w:t>
+      </w:r>
+    </w:p>
+    <w:p>
+      <w:pPr>
+        <w:spacing w:after="80" w:line="280"/>
+      </w:pPr>
+      <w:r>
+        <w:t xml:space="preserve">• B4 Loop de auto-correção — ✅ entregue. plugins/relay/commands/relay-test.md conduz a máquina de estados (max_test_retries=3, max_test_minutes=30, detecção de oscilação via git diff, dispatch sobre verdicts do B1, recovery único para ABORT_INFRA). Gap documentado: quando /relay-implement não existe (Pilar 2 orquestrador), o loop HALTs na primeira RETRY_NEEDED e escreve feedback pra disk.</w:t>
+      </w:r>
+    </w:p>
+    <w:p>
+      <w:pPr>
+        <w:spacing w:after="80" w:line="280"/>
+      </w:pPr>
+      <w:r>
+        <w:t xml:space="preserve">• B5 Revisão pós-verde — ✅ entregue. plugins/relay/agents/post-green-reviewer.md + plugins/relay/commands/relay-test-review.md. Detecta test_removed, test_skipped, trivial_assertion, coverage_drop (&gt;5% quando baseline disponível). Verdict: APPROVED | CHANGES_REQUESTED. Escreve test-review.json para consumo de /relay-pr.</w:t>
+      </w:r>
+    </w:p>
+    <w:p>
+      <w:pPr>
+        <w:spacing w:after="80" w:line="280"/>
+      </w:pPr>
+      <w:r>
+        <w:t xml:space="preserve">• B6 Relatório de execução — ✅ entregue. scripts/generate-final-report.mjs (Node.js) consome run.json + test-review.json + attempts/N/record.json, produz final-report.md AC-10 compliant (outcome badge, duração, time_breakdown, histograma de classificação, detalhe por tentativa, verdict post-green, secrets_redacted, skipped components, TDD track quando ativa). Tolerante a artefatos ausentes.</w:t>
+      </w:r>
+    </w:p>
+    <w:p>
+      <w:pPr>
+        <w:spacing w:after="80" w:line="280"/>
+      </w:pPr>
+      <w:r>
+        <w:t xml:space="preserve">• B7 TDD Writer — ⏳ pendente. Opt-in; ativado apenas quando docs/context/methodology.md declarar tdd: true. Phoenix declara tdd: false (ver commit 7a405d0). Implementação posterga para quando primeiro projeto TDD rodar pela pipeline.</w:t>
+      </w:r>
+    </w:p>
+    <w:p>
+      <w:pPr>
+        <w:spacing w:after="80" w:line="280"/>
+      </w:pPr>
+      <w:r>
+        <w:t xml:space="preserve">• B8 TDD Reviewer — ⏳ pendente. Mesma condição de B7.</w:t>
+      </w:r>
+    </w:p>
+    <w:p>
+      <w:pPr>
+        <w:pStyle w:val="Heading3"/>
+        <w:spacing w:after="120" w:before="200"/>
+      </w:pPr>
+      <w:r>
+        <w:t xml:space="preserve">Camada C — Integrações</w:t>
+      </w:r>
+    </w:p>
+    <w:p>
+      <w:pPr>
+        <w:spacing w:after="80" w:line="280"/>
+      </w:pPr>
+      <w:r>
+        <w:t xml:space="preserve">• C1 Permissões pré-aprovadas — 🟡 artefato entregue, signal pendente. phoenix/.claude/settings.json gerado pelo context-builder no *update (commit 7a405d0); patterns node-script adicionados em 2026-04-21 (commit d92e541). Signal "run autônomo sem prompts" valida na Phase 9 full quando orquestrador existir.</w:t>
+      </w:r>
+    </w:p>
+    <w:p>
+      <w:pPr>
+        <w:spacing w:after="80" w:line="280"/>
+      </w:pPr>
+      <w:r>
+        <w:t xml:space="preserve">• C2 Hooks do Claude Code — ⏳ pendente. Parte do orquestrador (Pilar 2 da pipeline global), fora do escopo deste PRD.</w:t>
+      </w:r>
+    </w:p>
+    <w:p>
+      <w:pPr>
+        <w:spacing w:after="80" w:line="280"/>
+      </w:pPr>
+      <w:r>
+        <w:t xml:space="preserve">• C3 Interface com worktree — ⏳ pendente. Mesmo motivo de C2.</w:t>
+      </w:r>
+    </w:p>
+    <w:p>
+      <w:pPr>
+        <w:spacing w:after="80" w:line="280"/>
+      </w:pPr>
+      <w:r>
+        <w:t xml:space="preserve">• C4 Observabilidade — ✅ entregue. Layout canônico formalizado em docs/context/test-output-schema.md (seção "Observability directory layout"): PRPs/reports/&lt;feature&gt;/{run.json, test-review.json, final-report.md, coverage-baseline.json opcional} + attempts/&lt;N&gt;/{record.json, stdout.log, diff.patch}. Populado pela cadeia agent/command.</w:t>
+      </w:r>
+    </w:p>
+    <w:p>
+      <w:pPr>
+        <w:pStyle w:val="Heading3"/>
+        <w:spacing w:after="120" w:before="200"/>
+      </w:pPr>
+      <w:r>
+        <w:t xml:space="preserve">Comandos do plugin (§7.4)</w:t>
+      </w:r>
+    </w:p>
+    <w:p>
+      <w:pPr>
+        <w:spacing w:after="80" w:line="280"/>
+      </w:pPr>
+      <w:r>
+        <w:t xml:space="preserve">• /relay-test — ✅ entregue (commit ff96d28 do relay).</w:t>
+      </w:r>
+    </w:p>
+    <w:p>
+      <w:pPr>
+        <w:spacing w:after="80" w:line="280"/>
+      </w:pPr>
+      <w:r>
+        <w:t xml:space="preserve">• /relay-test-review — ✅ entregue (commit 19a3c87 do relay).</w:t>
+      </w:r>
+    </w:p>
+    <w:p>
+      <w:pPr>
+        <w:spacing w:after="80" w:line="280"/>
+      </w:pPr>
+      <w:r>
+        <w:t xml:space="preserve">• /relay-worktree — ⏳ pendente (Pilar 2 orquestrador).</w:t>
+      </w:r>
+    </w:p>
+    <w:p>
+      <w:pPr>
+        <w:spacing w:after="80" w:line="280"/>
+      </w:pPr>
+      <w:r>
+        <w:t xml:space="preserve">• /relay-tdd + /relay-tdd-review — ⏳ pendente (dependem de B7/B8).</w:t>
+      </w:r>
+    </w:p>
+    <w:p>
+      <w:pPr>
+        <w:spacing w:after="80" w:line="280"/>
+      </w:pPr>
+      <w:r>
+        <w:t xml:space="preserve">• /relay-pr — ⏳ pendente (Pilar 2).</w:t>
+      </w:r>
+    </w:p>
+    <w:p>
+      <w:pPr>
+        <w:pStyle w:val="Heading3"/>
+        <w:spacing w:after="120" w:before="200"/>
+      </w:pPr>
+      <w:r>
+        <w:t xml:space="preserve">Dogfood MVP (2026-04-21)</w:t>
+      </w:r>
+    </w:p>
+    <w:p>
+      <w:pPr>
+        <w:spacing w:after="120" w:line="300"/>
+      </w:pPr>
+      <w:r>
+        <w:t xml:space="preserve">Simulação manual end-to-end contra artefatos phoenix (JUnit XML no shape real de pytest, 57 testes cobrindo os 4 apps Django, 1 falha legítima na primeira tentativa, verde na segunda). Artefatos commitados em phoenix/PRPs/reports/dogfood-2026-04-21/ — inclui README.md detalhando o que foi validado (AC-1 happy path, AC-10 report structure, B2 normalizer, B3 classifier default, B6 report generator, C4 layout, Phase 5 artefato, redaction marker format, portabilidade Node.js) e o que ficou deferido (AC-2/3/4 dependem do Implementer agent; AC-5 flakiness precisa de caso real; AC-6 test-weakening e AC-7 Docker-off em sessões separadas; Phase 5 signal e metas de Success Metric dependem do orquestrador Pilar 2 rodando 20 sessões reais).</w:t>
+      </w:r>
+    </w:p>
+    <w:p>
+      <w:pPr>
         <w:pStyle w:val="Heading1"/>
         <w:spacing w:after="200" w:before="360"/>
       </w:pPr>
@@ -10066,7 +10406,7 @@
         <w:spacing w:after="80" w:line="300"/>
       </w:pPr>
       <w:r>
-        <w:t xml:space="preserve">O repositório do plugin possui um agente Test Runner funcional, com loop de auto-correção e configuração externa de retries.</w:t>
+        <w:t xml:space="preserve">O repositório do plugin possui um agente Test Runner funcional, com loop de auto-correção e configuração externa de retries. [✅ entregue 2026-04-21 — ver §7.5]</w:t>
       </w:r>
     </w:p>
     <w:p>
@@ -10079,7 +10419,7 @@
         <w:spacing w:after="80" w:line="300"/>
       </w:pPr>
       <w:r>
-        <w:t xml:space="preserve">O repositório do plugin possui o par TDD Writer / TDD Reviewer (B7 + B8) funcional, ativado apenas em projetos cuja documentação declara TDD.</w:t>
+        <w:t xml:space="preserve">O repositório do plugin possui o par TDD Writer / TDD Reviewer (B7 + B8) funcional, ativado apenas em projetos cuja documentação declara TDD. [⏳ pendente — opt-in, ver §7.5]</w:t>
       </w:r>
     </w:p>
     <w:p>
@@ -10092,7 +10432,7 @@
         <w:spacing w:after="80" w:line="300"/>
       </w:pPr>
       <w:r>
-        <w:t xml:space="preserve">O repositório do plugin possui um arquivo .claude/settings.json documentado, que cobre as permissões necessárias para o loop rodar sem interrupção em projetos da equipe.</w:t>
+        <w:t xml:space="preserve">O repositório do plugin possui um arquivo .claude/settings.json documentado, que cobre as permissões necessárias para o loop rodar sem interrupção em projetos da equipe. [🟡 artefato entregue; signal "sem prompts" pende orquestrador Pilar 2 — ver §7.5]</w:t>
       </w:r>
     </w:p>
     <w:p>
@@ -10105,7 +10445,7 @@
         <w:spacing w:after="80" w:line="300"/>
       </w:pPr>
       <w:r>
-        <w:t xml:space="preserve">Dado um projeto com Docker e testes configurados, o humano pode disparar /prp-implement em um plano e ter os testes rodando e sendo corrigidos automaticamente até atingirem verde ou esgotarem o limite.</w:t>
+        <w:t xml:space="preserve">Dado um projeto com Docker e testes configurados, o humano pode disparar /prp-implement em um plano e ter os testes rodando e sendo corrigidos automaticamente até atingirem verde ou esgotarem o limite. [⏳ pendente /relay-implement — Pilar 2]</w:t>
       </w:r>
     </w:p>
     <w:p>
@@ -10118,7 +10458,7 @@
         <w:spacing w:after="80" w:line="300"/>
       </w:pPr>
       <w:r>
-        <w:t xml:space="preserve">Dado um projeto que declara TDD na documentação, o humano pode disparar o fluxo e ter os testes escritos e revisados antes do Implementador atuar, sem passos manuais intermediários.</w:t>
+        <w:t xml:space="preserve">Dado um projeto que declara TDD na documentação, o humano pode disparar o fluxo e ter os testes escritos e revisados antes do Implementador atuar, sem passos manuais intermediários. [⏳ pendente — depende de B7/B8 + orquestrador]</w:t>
       </w:r>
     </w:p>
     <w:p>
@@ -10131,7 +10471,7 @@
         <w:spacing w:after="80" w:line="300"/>
       </w:pPr>
       <w:r>
-        <w:t xml:space="preserve">O relatório gerado ao fim de cada execução permite auditar o que foi feito sem reabrir o Claude Code, incluindo (em modo TDD) a suíte inicial e os pareceres de revisão.</w:t>
+        <w:t xml:space="preserve">O relatório gerado ao fim de cada execução permite auditar o que foi feito sem reabrir o Claude Code, incluindo (em modo TDD) a suíte inicial e os pareceres de revisão. [✅ entregue — final-report.md + layout C4 em §7.5]</w:t>
       </w:r>
     </w:p>
     <w:p>
@@ -10144,7 +10484,7 @@
         <w:spacing w:after="80" w:line="300"/>
       </w:pPr>
       <w:r>
-        <w:t xml:space="preserve">Os cenários de degradação graciosa da seção 8 estão testados em pelo menos um projeto real de cada tipo, incluindo um projeto TDD e um projeto não-TDD.</w:t>
+        <w:t xml:space="preserve">Os cenários de degradação graciosa da seção 8 estão testados em pelo menos um projeto real de cada tipo, incluindo um projeto TDD e um projeto não-TDD. [⏳ parcial — dogfood MVP contra phoenix cobriu AC-8/AC-9 estrutural; Docker-off (AC-7) + projeto TDD reais são sessões separadas pendentes, ver §7.5 Dogfood MVP]</w:t>
       </w:r>
     </w:p>
     <w:p>
@@ -10157,7 +10497,7 @@
         <w:spacing w:after="80" w:line="300"/>
       </w:pPr>
       <w:r>
-        <w:t xml:space="preserve">A documentação do plugin explica, em até duas páginas, como habilitar a Fase 2 em um novo projeto e como declarar TDD quando aplicável.</w:t>
+        <w:t xml:space="preserve">A documentação do plugin explica, em até duas páginas, como habilitar a Fase 2 em um novo projeto e como declarar TDD quando aplicável. [🟡 parcial — docs/context/methodology.md + README do plugin cobrem o essencial; página dedicada de "habilitar Fase 2" ainda não redigida]</w:t>
       </w:r>
     </w:p>
     <w:p>

--- a/docs/planning/planejamento_fase_2.docx
+++ b/docs/planning/planejamento_fase_2.docx
@@ -10445,7 +10445,7 @@
         <w:spacing w:after="80" w:line="300"/>
       </w:pPr>
       <w:r>
-        <w:t xml:space="preserve">Dado um projeto com Docker e testes configurados, o humano pode disparar /prp-implement em um plano e ter os testes rodando e sendo corrigidos automaticamente até atingirem verde ou esgotarem o limite. [⏳ pendente /relay-implement — Pilar 2]</w:t>
+        <w:t>Dado um projeto com Docker e testes configurados, o humano pode disparar /relay-implement em um plano e ter os testes rodando e sendo corrigidos automaticamente até atingirem verde ou esgotarem o limite. [⏳ pendente /relay-implement — Pilar 2]</w:t>
       </w:r>
     </w:p>
     <w:p>
